--- a/assets/project/hdsd/files/fixsteam2.docx
+++ b/assets/project/hdsd/files/fixsteam2.docx
@@ -4,11 +4,6 @@
   <w:body>
     <w:p>
       <w:r>
-        <w:t>Dưới đây là nội dung hướng dẫn khắc phục lỗi chặn kết nối Steam, được viết lại dưới dạng văn bản chuẩn để bạn có thể sao chép vào file Word:</w:t>
-      </w:r>
-    </w:p>
-    <w:p>
-      <w:r>
         <w:pict w14:anchorId="70CDD032">
           <v:rect id="_x0000_i1025" style="width:0;height:1.5pt" o:hralign="center" o:hrstd="t" o:hr="t" fillcolor="#a0a0a0" stroked="f"/>
         </w:pict>
@@ -463,14 +458,10 @@
     </w:p>
     <w:p>
       <w:r>
+        <w:lastRenderedPageBreak/>
         <w:pict w14:anchorId="22B9029B">
           <v:rect id="_x0000_i1026" style="width:0;height:1.5pt" o:hralign="center" o:hrstd="t" o:hr="t" fillcolor="#a0a0a0" stroked="f"/>
         </w:pict>
-      </w:r>
-    </w:p>
-    <w:p>
-      <w:r>
-        <w:t>Với các bước trên, bạn sẽ có thể khắc phục lỗi chặn kết nối Steam một cách hiệu quả.</w:t>
       </w:r>
     </w:p>
     <w:p/>
@@ -1195,6 +1186,7 @@
   <w:style w:type="character" w:default="1" w:styleId="DefaultParagraphFont">
     <w:name w:val="Default Paragraph Font"/>
     <w:uiPriority w:val="1"/>
+    <w:semiHidden/>
     <w:unhideWhenUsed/>
   </w:style>
   <w:style w:type="table" w:default="1" w:styleId="TableNormal">
